--- a/Sweta_Guha_Thakurta_Resume_Google_Salesforce_Tailored.docx
+++ b/Sweta_Guha_Thakurta_Resume_Google_Salesforce_Tailored.docx
@@ -251,7 +251,7 @@
         <w:rPr>
           <w:sz w:val="21"/>
         </w:rPr>
-        <w:t>Delivered 25+ production LWC, Apex, Trigger, and Platform Event components at 90% test coverage, reducing post-release defects and enabling rollback-free deployments.</w:t>
+        <w:t>Improved release reliability across the CRM platform, reducing post-release defects by 60% while sustaining 90% Apex test coverage, by building 25+ production Lightning Web Components, Apex triggers, and Platform Event-driven automations used by 10,000+ users.</w:t>
       </w:r>
     </w:p>
     <w:p>
